--- a/.sh script commands outputs.docx
+++ b/.sh script commands outputs.docx
@@ -1508,12 +1508,746 @@
     </w:p>
     <w:p>
       <w:pPr>
-        <w:ind w:left="720"/>
-      </w:pPr>
-    </w:p>
-    <w:p>
-      <w:pPr>
-        <w:rPr>
+        <w:pStyle w:val="ListParagraph"/>
+        <w:numPr>
+          <w:ilvl w:val="0"/>
+          <w:numId w:val="12"/>
+        </w:numPr>
+        <w:rPr>
+          <w:b/>
+          <w:bCs/>
+          <w:i/>
+          <w:iCs/>
+          <w:color w:val="FF0000"/>
+          <w:u w:val="double"/>
+          <w:lang w:val="en-US"/>
+        </w:rPr>
+      </w:pPr>
+      <w:proofErr w:type="gramStart"/>
+      <w:r>
+        <w:rPr>
+          <w:b/>
+          <w:bCs/>
+          <w:i/>
+          <w:iCs/>
+          <w:color w:val="FF0000"/>
+          <w:u w:val="double"/>
+          <w:lang w:val="en-US"/>
+        </w:rPr>
+        <w:t xml:space="preserve">Sort </w:t>
+      </w:r>
+      <w:r>
+        <w:rPr>
+          <w:b/>
+          <w:bCs/>
+          <w:i/>
+          <w:iCs/>
+          <w:color w:val="FF0000"/>
+          <w:u w:val="double"/>
+          <w:lang w:val="en-US"/>
+        </w:rPr>
+        <w:t>:</w:t>
+      </w:r>
+      <w:proofErr w:type="gramEnd"/>
+      <w:r>
+        <w:rPr>
+          <w:b/>
+          <w:bCs/>
+          <w:i/>
+          <w:iCs/>
+          <w:color w:val="FF0000"/>
+          <w:u w:val="double"/>
+          <w:lang w:val="en-US"/>
+        </w:rPr>
+        <w:t>--</w:t>
+      </w:r>
+    </w:p>
+    <w:p>
+      <w:pPr>
+        <w:pStyle w:val="ListParagraph"/>
+        <w:rPr>
+          <w:b/>
+          <w:bCs/>
+          <w:i/>
+          <w:iCs/>
+          <w:color w:val="FF0000"/>
+          <w:u w:val="double"/>
+          <w:lang w:val="en-US"/>
+        </w:rPr>
+      </w:pPr>
+      <w:r>
+        <w:rPr>
+          <w:b/>
+          <w:bCs/>
+          <w:i/>
+          <w:iCs/>
+          <w:color w:val="FF0000"/>
+          <w:u w:val="double"/>
+          <w:lang w:val="en-US"/>
+        </w:rPr>
+        <w:t>Syntax:</w:t>
+      </w:r>
+      <w:r>
+        <w:rPr>
+          <w:b/>
+          <w:bCs/>
+          <w:i/>
+          <w:iCs/>
+          <w:color w:val="FF0000"/>
+          <w:u w:val="double"/>
+          <w:lang w:val="en-US"/>
+        </w:rPr>
+        <w:t xml:space="preserve">  </w:t>
+      </w:r>
+      <w:r>
+        <w:rPr>
+          <w:i/>
+          <w:iCs/>
+          <w:lang w:val="en-US"/>
+        </w:rPr>
+        <w:t xml:space="preserve">sed [options] 'command' </w:t>
+      </w:r>
+      <w:proofErr w:type="spellStart"/>
+      <w:r>
+        <w:rPr>
+          <w:i/>
+          <w:iCs/>
+          <w:lang w:val="en-US"/>
+        </w:rPr>
+        <w:t>input_file</w:t>
+      </w:r>
+      <w:proofErr w:type="spellEnd"/>
+    </w:p>
+    <w:p>
+      <w:pPr>
+        <w:pStyle w:val="ListParagraph"/>
+        <w:rPr>
+          <w:i/>
+          <w:iCs/>
+          <w:lang w:val="en-US"/>
+        </w:rPr>
+      </w:pPr>
+    </w:p>
+    <w:p>
+      <w:pPr>
+        <w:pStyle w:val="ListParagraph"/>
+        <w:rPr>
+          <w:i/>
+          <w:iCs/>
+          <w:lang w:val="en-US"/>
+        </w:rPr>
+      </w:pPr>
+      <w:r>
+        <w:drawing>
+          <wp:anchor distT="0" distB="0" distL="114300" distR="114300" simplePos="0" relativeHeight="251658240" behindDoc="0" locked="0" layoutInCell="1" allowOverlap="1" wp14:anchorId="5D20F44F" wp14:editId="6122C05F">
+            <wp:simplePos x="0" y="0"/>
+            <wp:positionH relativeFrom="margin">
+              <wp:posOffset>308321</wp:posOffset>
+            </wp:positionH>
+            <wp:positionV relativeFrom="paragraph">
+              <wp:posOffset>206721</wp:posOffset>
+            </wp:positionV>
+            <wp:extent cx="5578323" cy="5730737"/>
+            <wp:effectExtent l="0" t="0" r="3810" b="3810"/>
+            <wp:wrapSquare wrapText="bothSides"/>
+            <wp:docPr id="1860907058" name="Picture 1"/>
+            <wp:cNvGraphicFramePr>
+              <a:graphicFrameLocks xmlns:a="http://schemas.openxmlformats.org/drawingml/2006/main" noChangeAspect="1"/>
+            </wp:cNvGraphicFramePr>
+            <a:graphic xmlns:a="http://schemas.openxmlformats.org/drawingml/2006/main">
+              <a:graphicData uri="http://schemas.openxmlformats.org/drawingml/2006/picture">
+                <pic:pic xmlns:pic="http://schemas.openxmlformats.org/drawingml/2006/picture">
+                  <pic:nvPicPr>
+                    <pic:cNvPr id="1860907058" name=""/>
+                    <pic:cNvPicPr/>
+                  </pic:nvPicPr>
+                  <pic:blipFill>
+                    <a:blip r:embed="rId13">
+                      <a:extLst>
+                        <a:ext uri="{28A0092B-C50C-407E-A947-70E740481C1C}">
+                          <a14:useLocalDpi xmlns:a14="http://schemas.microsoft.com/office/drawing/2010/main" val="0"/>
+                        </a:ext>
+                      </a:extLst>
+                    </a:blip>
+                    <a:stretch>
+                      <a:fillRect/>
+                    </a:stretch>
+                  </pic:blipFill>
+                  <pic:spPr>
+                    <a:xfrm>
+                      <a:off x="0" y="0"/>
+                      <a:ext cx="5578323" cy="5730737"/>
+                    </a:xfrm>
+                    <a:prstGeom prst="rect">
+                      <a:avLst/>
+                    </a:prstGeom>
+                  </pic:spPr>
+                </pic:pic>
+              </a:graphicData>
+            </a:graphic>
+            <wp14:sizeRelH relativeFrom="page">
+              <wp14:pctWidth>0</wp14:pctWidth>
+            </wp14:sizeRelH>
+            <wp14:sizeRelV relativeFrom="page">
+              <wp14:pctHeight>0</wp14:pctHeight>
+            </wp14:sizeRelV>
+          </wp:anchor>
+        </w:drawing>
+      </w:r>
+    </w:p>
+    <w:p>
+      <w:pPr>
+        <w:pStyle w:val="ListParagraph"/>
+        <w:rPr>
+          <w:i/>
+          <w:iCs/>
+          <w:lang w:val="en-US"/>
+        </w:rPr>
+      </w:pPr>
+    </w:p>
+    <w:p>
+      <w:pPr>
+        <w:pStyle w:val="ListParagraph"/>
+        <w:rPr>
+          <w:i/>
+          <w:iCs/>
+          <w:lang w:val="en-US"/>
+        </w:rPr>
+      </w:pPr>
+    </w:p>
+    <w:p>
+      <w:pPr>
+        <w:pStyle w:val="ListParagraph"/>
+        <w:rPr>
+          <w:i/>
+          <w:iCs/>
+          <w:lang w:val="en-US"/>
+        </w:rPr>
+      </w:pPr>
+      <w:r>
+        <w:rPr>
+          <w:i/>
+          <w:iCs/>
+          <w:lang w:val="en-US"/>
+        </w:rPr>
+        <w:lastRenderedPageBreak/>
+        <w:t>Common Options:</w:t>
+      </w:r>
+    </w:p>
+    <w:p>
+      <w:pPr>
+        <w:pStyle w:val="ListParagraph"/>
+        <w:rPr>
+          <w:i/>
+          <w:iCs/>
+          <w:lang w:val="en-US"/>
+        </w:rPr>
+      </w:pPr>
+    </w:p>
+    <w:p>
+      <w:pPr>
+        <w:pStyle w:val="ListParagraph"/>
+        <w:rPr>
+          <w:i/>
+          <w:iCs/>
+          <w:lang w:val="en-US"/>
+        </w:rPr>
+      </w:pPr>
+      <w:r>
+        <w:rPr>
+          <w:i/>
+          <w:iCs/>
+          <w:lang w:val="en-US"/>
+        </w:rPr>
+        <w:t>1. -</w:t>
+      </w:r>
+      <w:proofErr w:type="gramStart"/>
+      <w:r>
+        <w:rPr>
+          <w:i/>
+          <w:iCs/>
+          <w:lang w:val="en-US"/>
+        </w:rPr>
+        <w:t>e :</w:t>
+      </w:r>
+      <w:proofErr w:type="gramEnd"/>
+      <w:r>
+        <w:rPr>
+          <w:i/>
+          <w:iCs/>
+          <w:lang w:val="en-US"/>
+        </w:rPr>
+        <w:t xml:space="preserve"> Execute multiple commands.</w:t>
+      </w:r>
+    </w:p>
+    <w:p>
+      <w:pPr>
+        <w:pStyle w:val="ListParagraph"/>
+        <w:rPr>
+          <w:i/>
+          <w:iCs/>
+          <w:lang w:val="en-US"/>
+        </w:rPr>
+      </w:pPr>
+      <w:r>
+        <w:rPr>
+          <w:i/>
+          <w:iCs/>
+          <w:lang w:val="en-US"/>
+        </w:rPr>
+        <w:t>2. -</w:t>
+      </w:r>
+      <w:proofErr w:type="gramStart"/>
+      <w:r>
+        <w:rPr>
+          <w:i/>
+          <w:iCs/>
+          <w:lang w:val="en-US"/>
+        </w:rPr>
+        <w:t>f :</w:t>
+      </w:r>
+      <w:proofErr w:type="gramEnd"/>
+      <w:r>
+        <w:rPr>
+          <w:i/>
+          <w:iCs/>
+          <w:lang w:val="en-US"/>
+        </w:rPr>
+        <w:t xml:space="preserve"> Read commands from file.</w:t>
+      </w:r>
+    </w:p>
+    <w:p>
+      <w:pPr>
+        <w:pStyle w:val="ListParagraph"/>
+        <w:rPr>
+          <w:i/>
+          <w:iCs/>
+          <w:lang w:val="en-US"/>
+        </w:rPr>
+      </w:pPr>
+      <w:r>
+        <w:rPr>
+          <w:i/>
+          <w:iCs/>
+          <w:lang w:val="en-US"/>
+        </w:rPr>
+        <w:t>3. -</w:t>
+      </w:r>
+      <w:proofErr w:type="spellStart"/>
+      <w:proofErr w:type="gramStart"/>
+      <w:r>
+        <w:rPr>
+          <w:i/>
+          <w:iCs/>
+          <w:lang w:val="en-US"/>
+        </w:rPr>
+        <w:t>i</w:t>
+      </w:r>
+      <w:proofErr w:type="spellEnd"/>
+      <w:r>
+        <w:rPr>
+          <w:i/>
+          <w:iCs/>
+          <w:lang w:val="en-US"/>
+        </w:rPr>
+        <w:t xml:space="preserve"> :</w:t>
+      </w:r>
+      <w:proofErr w:type="gramEnd"/>
+      <w:r>
+        <w:rPr>
+          <w:i/>
+          <w:iCs/>
+          <w:lang w:val="en-US"/>
+        </w:rPr>
+        <w:t xml:space="preserve"> Edit file in-place.</w:t>
+      </w:r>
+    </w:p>
+    <w:p>
+      <w:pPr>
+        <w:pStyle w:val="ListParagraph"/>
+        <w:rPr>
+          <w:i/>
+          <w:iCs/>
+          <w:lang w:val="en-US"/>
+        </w:rPr>
+      </w:pPr>
+      <w:r>
+        <w:rPr>
+          <w:i/>
+          <w:iCs/>
+          <w:lang w:val="en-US"/>
+        </w:rPr>
+        <w:t>4. -</w:t>
+      </w:r>
+      <w:proofErr w:type="gramStart"/>
+      <w:r>
+        <w:rPr>
+          <w:i/>
+          <w:iCs/>
+          <w:lang w:val="en-US"/>
+        </w:rPr>
+        <w:t>n :</w:t>
+      </w:r>
+      <w:proofErr w:type="gramEnd"/>
+      <w:r>
+        <w:rPr>
+          <w:i/>
+          <w:iCs/>
+          <w:lang w:val="en-US"/>
+        </w:rPr>
+        <w:t xml:space="preserve"> Suppress automatic printing.</w:t>
+      </w:r>
+    </w:p>
+    <w:p>
+      <w:pPr>
+        <w:pStyle w:val="ListParagraph"/>
+        <w:rPr>
+          <w:i/>
+          <w:iCs/>
+          <w:lang w:val="en-US"/>
+        </w:rPr>
+      </w:pPr>
+      <w:r>
+        <w:rPr>
+          <w:i/>
+          <w:iCs/>
+          <w:lang w:val="en-US"/>
+        </w:rPr>
+        <w:t>5. -</w:t>
+      </w:r>
+      <w:proofErr w:type="gramStart"/>
+      <w:r>
+        <w:rPr>
+          <w:i/>
+          <w:iCs/>
+          <w:lang w:val="en-US"/>
+        </w:rPr>
+        <w:t>r :</w:t>
+      </w:r>
+      <w:proofErr w:type="gramEnd"/>
+      <w:r>
+        <w:rPr>
+          <w:i/>
+          <w:iCs/>
+          <w:lang w:val="en-US"/>
+        </w:rPr>
+        <w:t xml:space="preserve"> Use extended regular expressions.</w:t>
+      </w:r>
+    </w:p>
+    <w:p>
+      <w:pPr>
+        <w:pStyle w:val="ListParagraph"/>
+        <w:rPr>
+          <w:i/>
+          <w:iCs/>
+          <w:lang w:val="en-US"/>
+        </w:rPr>
+      </w:pPr>
+    </w:p>
+    <w:p>
+      <w:pPr>
+        <w:pStyle w:val="ListParagraph"/>
+        <w:rPr>
+          <w:i/>
+          <w:iCs/>
+          <w:lang w:val="en-US"/>
+        </w:rPr>
+      </w:pPr>
+      <w:r>
+        <w:rPr>
+          <w:i/>
+          <w:iCs/>
+          <w:lang w:val="en-US"/>
+        </w:rPr>
+        <w:t>Commands:</w:t>
+      </w:r>
+    </w:p>
+    <w:p>
+      <w:pPr>
+        <w:pStyle w:val="ListParagraph"/>
+        <w:rPr>
+          <w:i/>
+          <w:iCs/>
+          <w:lang w:val="en-US"/>
+        </w:rPr>
+      </w:pPr>
+      <w:r>
+        <w:rPr>
+          <w:i/>
+          <w:iCs/>
+          <w:lang w:val="en-US"/>
+        </w:rPr>
+        <w:t xml:space="preserve">1. </w:t>
+      </w:r>
+      <w:proofErr w:type="gramStart"/>
+      <w:r>
+        <w:rPr>
+          <w:i/>
+          <w:iCs/>
+          <w:lang w:val="en-US"/>
+        </w:rPr>
+        <w:t>p :</w:t>
+      </w:r>
+      <w:proofErr w:type="gramEnd"/>
+      <w:r>
+        <w:rPr>
+          <w:i/>
+          <w:iCs/>
+          <w:lang w:val="en-US"/>
+        </w:rPr>
+        <w:t xml:space="preserve"> Print line.</w:t>
+      </w:r>
+    </w:p>
+    <w:p>
+      <w:pPr>
+        <w:pStyle w:val="ListParagraph"/>
+        <w:rPr>
+          <w:i/>
+          <w:iCs/>
+          <w:lang w:val="en-US"/>
+        </w:rPr>
+      </w:pPr>
+      <w:r>
+        <w:rPr>
+          <w:i/>
+          <w:iCs/>
+          <w:lang w:val="en-US"/>
+        </w:rPr>
+        <w:t xml:space="preserve">2. </w:t>
+      </w:r>
+      <w:proofErr w:type="gramStart"/>
+      <w:r>
+        <w:rPr>
+          <w:i/>
+          <w:iCs/>
+          <w:lang w:val="en-US"/>
+        </w:rPr>
+        <w:t>d :</w:t>
+      </w:r>
+      <w:proofErr w:type="gramEnd"/>
+      <w:r>
+        <w:rPr>
+          <w:i/>
+          <w:iCs/>
+          <w:lang w:val="en-US"/>
+        </w:rPr>
+        <w:t xml:space="preserve"> Delete line.</w:t>
+      </w:r>
+    </w:p>
+    <w:p>
+      <w:pPr>
+        <w:pStyle w:val="ListParagraph"/>
+        <w:rPr>
+          <w:i/>
+          <w:iCs/>
+          <w:lang w:val="en-US"/>
+        </w:rPr>
+      </w:pPr>
+      <w:r>
+        <w:rPr>
+          <w:i/>
+          <w:iCs/>
+          <w:lang w:val="en-US"/>
+        </w:rPr>
+        <w:t xml:space="preserve">3. </w:t>
+      </w:r>
+      <w:proofErr w:type="gramStart"/>
+      <w:r>
+        <w:rPr>
+          <w:i/>
+          <w:iCs/>
+          <w:lang w:val="en-US"/>
+        </w:rPr>
+        <w:t>s :</w:t>
+      </w:r>
+      <w:proofErr w:type="gramEnd"/>
+      <w:r>
+        <w:rPr>
+          <w:i/>
+          <w:iCs/>
+          <w:lang w:val="en-US"/>
+        </w:rPr>
+        <w:t xml:space="preserve"> Substitute text.</w:t>
+      </w:r>
+    </w:p>
+    <w:p>
+      <w:pPr>
+        <w:pStyle w:val="ListParagraph"/>
+        <w:rPr>
+          <w:i/>
+          <w:iCs/>
+          <w:lang w:val="en-US"/>
+        </w:rPr>
+      </w:pPr>
+      <w:r>
+        <w:rPr>
+          <w:i/>
+          <w:iCs/>
+          <w:lang w:val="en-US"/>
+        </w:rPr>
+        <w:t xml:space="preserve">4. </w:t>
+      </w:r>
+      <w:proofErr w:type="gramStart"/>
+      <w:r>
+        <w:rPr>
+          <w:i/>
+          <w:iCs/>
+          <w:lang w:val="en-US"/>
+        </w:rPr>
+        <w:t>y :</w:t>
+      </w:r>
+      <w:proofErr w:type="gramEnd"/>
+      <w:r>
+        <w:rPr>
+          <w:i/>
+          <w:iCs/>
+          <w:lang w:val="en-US"/>
+        </w:rPr>
+        <w:t xml:space="preserve"> Translate characters.</w:t>
+      </w:r>
+    </w:p>
+    <w:p>
+      <w:pPr>
+        <w:pStyle w:val="ListParagraph"/>
+        <w:rPr>
+          <w:i/>
+          <w:iCs/>
+          <w:lang w:val="en-US"/>
+        </w:rPr>
+      </w:pPr>
+      <w:r>
+        <w:rPr>
+          <w:i/>
+          <w:iCs/>
+          <w:lang w:val="en-US"/>
+        </w:rPr>
+        <w:t xml:space="preserve">5. </w:t>
+      </w:r>
+      <w:proofErr w:type="gramStart"/>
+      <w:r>
+        <w:rPr>
+          <w:i/>
+          <w:iCs/>
+          <w:lang w:val="en-US"/>
+        </w:rPr>
+        <w:t>a :</w:t>
+      </w:r>
+      <w:proofErr w:type="gramEnd"/>
+      <w:r>
+        <w:rPr>
+          <w:i/>
+          <w:iCs/>
+          <w:lang w:val="en-US"/>
+        </w:rPr>
+        <w:t xml:space="preserve"> Append text.</w:t>
+      </w:r>
+    </w:p>
+    <w:p>
+      <w:pPr>
+        <w:pStyle w:val="ListParagraph"/>
+        <w:rPr>
+          <w:i/>
+          <w:iCs/>
+          <w:lang w:val="en-US"/>
+        </w:rPr>
+      </w:pPr>
+      <w:r>
+        <w:rPr>
+          <w:i/>
+          <w:iCs/>
+          <w:lang w:val="en-US"/>
+        </w:rPr>
+        <w:t xml:space="preserve">6. </w:t>
+      </w:r>
+      <w:proofErr w:type="spellStart"/>
+      <w:proofErr w:type="gramStart"/>
+      <w:r>
+        <w:rPr>
+          <w:i/>
+          <w:iCs/>
+          <w:lang w:val="en-US"/>
+        </w:rPr>
+        <w:t>i</w:t>
+      </w:r>
+      <w:proofErr w:type="spellEnd"/>
+      <w:r>
+        <w:rPr>
+          <w:i/>
+          <w:iCs/>
+          <w:lang w:val="en-US"/>
+        </w:rPr>
+        <w:t xml:space="preserve"> :</w:t>
+      </w:r>
+      <w:proofErr w:type="gramEnd"/>
+      <w:r>
+        <w:rPr>
+          <w:i/>
+          <w:iCs/>
+          <w:lang w:val="en-US"/>
+        </w:rPr>
+        <w:t xml:space="preserve"> Insert text.</w:t>
+      </w:r>
+    </w:p>
+    <w:p>
+      <w:pPr>
+        <w:pStyle w:val="ListParagraph"/>
+        <w:rPr>
+          <w:i/>
+          <w:iCs/>
+          <w:lang w:val="en-US"/>
+        </w:rPr>
+      </w:pPr>
+      <w:r>
+        <w:rPr>
+          <w:i/>
+          <w:iCs/>
+          <w:lang w:val="en-US"/>
+        </w:rPr>
+        <w:t xml:space="preserve">7. </w:t>
+      </w:r>
+      <w:proofErr w:type="gramStart"/>
+      <w:r>
+        <w:rPr>
+          <w:i/>
+          <w:iCs/>
+          <w:lang w:val="en-US"/>
+        </w:rPr>
+        <w:t>c :</w:t>
+      </w:r>
+      <w:proofErr w:type="gramEnd"/>
+      <w:r>
+        <w:rPr>
+          <w:i/>
+          <w:iCs/>
+          <w:lang w:val="en-US"/>
+        </w:rPr>
+        <w:t xml:space="preserve"> Change text</w:t>
+      </w:r>
+      <w:r>
+        <w:rPr>
+          <w:i/>
+          <w:iCs/>
+          <w:lang w:val="en-US"/>
+        </w:rPr>
+        <w:t>.</w:t>
+      </w:r>
+    </w:p>
+    <w:p>
+      <w:pPr>
+        <w:pStyle w:val="ListParagraph"/>
+        <w:rPr>
+          <w:i/>
+          <w:iCs/>
+          <w:lang w:val="en-US"/>
+        </w:rPr>
+      </w:pPr>
+    </w:p>
+    <w:p>
+      <w:pPr>
+        <w:pStyle w:val="ListParagraph"/>
+        <w:rPr>
+          <w:i/>
+          <w:iCs/>
           <w:lang w:val="en-US"/>
         </w:rPr>
       </w:pPr>
@@ -1620,7 +2354,7 @@
                     </pic:cNvPicPr>
                   </pic:nvPicPr>
                   <pic:blipFill>
-                    <a:blip r:embed="rId13">
+                    <a:blip r:embed="rId14">
                       <a:extLst>
                         <a:ext uri="{28A0092B-C50C-407E-A947-70E740481C1C}">
                           <a14:useLocalDpi xmlns:a14="http://schemas.microsoft.com/office/drawing/2010/main" val="0"/>
@@ -1824,7 +2558,7 @@
                     </pic:cNvPicPr>
                   </pic:nvPicPr>
                   <pic:blipFill>
-                    <a:blip r:embed="rId14">
+                    <a:blip r:embed="rId15">
                       <a:extLst>
                         <a:ext uri="{28A0092B-C50C-407E-A947-70E740481C1C}">
                           <a14:useLocalDpi xmlns:a14="http://schemas.microsoft.com/office/drawing/2010/main" val="0"/>
@@ -1996,7 +2730,7 @@
                     </pic:cNvPicPr>
                   </pic:nvPicPr>
                   <pic:blipFill>
-                    <a:blip r:embed="rId14">
+                    <a:blip r:embed="rId15">
                       <a:extLst>
                         <a:ext uri="{28A0092B-C50C-407E-A947-70E740481C1C}">
                           <a14:useLocalDpi xmlns:a14="http://schemas.microsoft.com/office/drawing/2010/main" val="0"/>
@@ -2193,7 +2927,7 @@
                     </pic:cNvPicPr>
                   </pic:nvPicPr>
                   <pic:blipFill>
-                    <a:blip r:embed="rId15">
+                    <a:blip r:embed="rId16">
                       <a:extLst>
                         <a:ext uri="{28A0092B-C50C-407E-A947-70E740481C1C}">
                           <a14:useLocalDpi xmlns:a14="http://schemas.microsoft.com/office/drawing/2010/main" val="0"/>
@@ -2252,7 +2986,7 @@
                     </pic:cNvPicPr>
                   </pic:nvPicPr>
                   <pic:blipFill>
-                    <a:blip r:embed="rId16">
+                    <a:blip r:embed="rId17">
                       <a:extLst>
                         <a:ext uri="{28A0092B-C50C-407E-A947-70E740481C1C}">
                           <a14:useLocalDpi xmlns:a14="http://schemas.microsoft.com/office/drawing/2010/main" val="0"/>
@@ -3043,7 +3777,7 @@
                     </pic:cNvPicPr>
                   </pic:nvPicPr>
                   <pic:blipFill>
-                    <a:blip r:embed="rId17">
+                    <a:blip r:embed="rId18">
                       <a:extLst>
                         <a:ext uri="{28A0092B-C50C-407E-A947-70E740481C1C}">
                           <a14:useLocalDpi xmlns:a14="http://schemas.microsoft.com/office/drawing/2010/main" val="0"/>
@@ -3103,7 +3837,7 @@
                     </pic:cNvPicPr>
                   </pic:nvPicPr>
                   <pic:blipFill>
-                    <a:blip r:embed="rId18">
+                    <a:blip r:embed="rId19">
                       <a:extLst>
                         <a:ext uri="{28A0092B-C50C-407E-A947-70E740481C1C}">
                           <a14:useLocalDpi xmlns:a14="http://schemas.microsoft.com/office/drawing/2010/main" val="0"/>
@@ -3245,7 +3979,7 @@
                     </pic:cNvPicPr>
                   </pic:nvPicPr>
                   <pic:blipFill>
-                    <a:blip r:embed="rId19">
+                    <a:blip r:embed="rId20">
                       <a:extLst>
                         <a:ext uri="{28A0092B-C50C-407E-A947-70E740481C1C}">
                           <a14:useLocalDpi xmlns:a14="http://schemas.microsoft.com/office/drawing/2010/main" val="0"/>
@@ -3309,7 +4043,7 @@
                     </pic:cNvPicPr>
                   </pic:nvPicPr>
                   <pic:blipFill>
-                    <a:blip r:embed="rId20">
+                    <a:blip r:embed="rId21">
                       <a:extLst>
                         <a:ext uri="{28A0092B-C50C-407E-A947-70E740481C1C}">
                           <a14:useLocalDpi xmlns:a14="http://schemas.microsoft.com/office/drawing/2010/main" val="0"/>
@@ -3386,7 +4120,7 @@
                     </pic:cNvPicPr>
                   </pic:nvPicPr>
                   <pic:blipFill>
-                    <a:blip r:embed="rId21">
+                    <a:blip r:embed="rId22">
                       <a:extLst>
                         <a:ext uri="{28A0092B-C50C-407E-A947-70E740481C1C}">
                           <a14:useLocalDpi xmlns:a14="http://schemas.microsoft.com/office/drawing/2010/main" val="0"/>
@@ -3460,6 +4194,9 @@
         </w:rPr>
       </w:pPr>
       <w:r>
+        <w:rPr>
+          <w:noProof/>
+        </w:rPr>
         <w:lastRenderedPageBreak/>
         <w:drawing>
           <wp:inline distT="0" distB="0" distL="0" distR="0" wp14:anchorId="70F07972" wp14:editId="546FF569">
@@ -3477,7 +4214,7 @@
                     <pic:cNvPicPr/>
                   </pic:nvPicPr>
                   <pic:blipFill>
-                    <a:blip r:embed="rId22"/>
+                    <a:blip r:embed="rId23"/>
                     <a:stretch>
                       <a:fillRect/>
                     </a:stretch>
@@ -3486,6 +4223,237 @@
                     <a:xfrm>
                       <a:off x="0" y="0"/>
                       <a:ext cx="5677392" cy="5989839"/>
+                    </a:xfrm>
+                    <a:prstGeom prst="rect">
+                      <a:avLst/>
+                    </a:prstGeom>
+                  </pic:spPr>
+                </pic:pic>
+              </a:graphicData>
+            </a:graphic>
+          </wp:inline>
+        </w:drawing>
+      </w:r>
+      <w:r>
+        <w:rPr>
+          <w:lang w:val="en-US"/>
+        </w:rPr>
+        <w:t xml:space="preserve">   </w:t>
+      </w:r>
+    </w:p>
+    <w:p>
+      <w:pPr>
+        <w:rPr>
+          <w:b/>
+          <w:bCs/>
+          <w:color w:val="FF0000"/>
+          <w:sz w:val="36"/>
+          <w:szCs w:val="36"/>
+          <w:lang w:val="en-US"/>
+        </w:rPr>
+      </w:pPr>
+      <w:proofErr w:type="spellStart"/>
+      <w:proofErr w:type="gramStart"/>
+      <w:r>
+        <w:rPr>
+          <w:b/>
+          <w:bCs/>
+          <w:color w:val="FF0000"/>
+          <w:sz w:val="36"/>
+          <w:szCs w:val="36"/>
+          <w:lang w:val="en-US"/>
+        </w:rPr>
+        <w:t>Vimdiff</w:t>
+      </w:r>
+      <w:proofErr w:type="spellEnd"/>
+      <w:r>
+        <w:rPr>
+          <w:b/>
+          <w:bCs/>
+          <w:color w:val="FF0000"/>
+          <w:sz w:val="36"/>
+          <w:szCs w:val="36"/>
+          <w:lang w:val="en-US"/>
+        </w:rPr>
+        <w:t xml:space="preserve"> :</w:t>
+      </w:r>
+      <w:proofErr w:type="gramEnd"/>
+    </w:p>
+    <w:p>
+      <w:pPr>
+        <w:rPr>
+          <w:b/>
+          <w:bCs/>
+          <w:color w:val="FF0000"/>
+          <w:sz w:val="36"/>
+          <w:szCs w:val="36"/>
+          <w:lang w:val="en-US"/>
+        </w:rPr>
+      </w:pPr>
+      <w:r>
+        <w:rPr>
+          <w:b/>
+          <w:bCs/>
+          <w:color w:val="FF0000"/>
+          <w:sz w:val="36"/>
+          <w:szCs w:val="36"/>
+          <w:lang w:val="en-US"/>
+        </w:rPr>
+        <w:drawing>
+          <wp:inline distT="0" distB="0" distL="0" distR="0" wp14:anchorId="66B68481" wp14:editId="779CD1F8">
+            <wp:extent cx="5731510" cy="857885"/>
+            <wp:effectExtent l="0" t="0" r="2540" b="0"/>
+            <wp:docPr id="730177541" name="Picture 1"/>
+            <wp:cNvGraphicFramePr>
+              <a:graphicFrameLocks xmlns:a="http://schemas.openxmlformats.org/drawingml/2006/main" noChangeAspect="1"/>
+            </wp:cNvGraphicFramePr>
+            <a:graphic xmlns:a="http://schemas.openxmlformats.org/drawingml/2006/main">
+              <a:graphicData uri="http://schemas.openxmlformats.org/drawingml/2006/picture">
+                <pic:pic xmlns:pic="http://schemas.openxmlformats.org/drawingml/2006/picture">
+                  <pic:nvPicPr>
+                    <pic:cNvPr id="730177541" name=""/>
+                    <pic:cNvPicPr/>
+                  </pic:nvPicPr>
+                  <pic:blipFill>
+                    <a:blip r:embed="rId24"/>
+                    <a:stretch>
+                      <a:fillRect/>
+                    </a:stretch>
+                  </pic:blipFill>
+                  <pic:spPr>
+                    <a:xfrm>
+                      <a:off x="0" y="0"/>
+                      <a:ext cx="5731510" cy="857885"/>
+                    </a:xfrm>
+                    <a:prstGeom prst="rect">
+                      <a:avLst/>
+                    </a:prstGeom>
+                  </pic:spPr>
+                </pic:pic>
+              </a:graphicData>
+            </a:graphic>
+          </wp:inline>
+        </w:drawing>
+      </w:r>
+    </w:p>
+    <w:p>
+      <w:pPr>
+        <w:rPr>
+          <w:b/>
+          <w:bCs/>
+          <w:color w:val="FF0000"/>
+          <w:sz w:val="36"/>
+          <w:szCs w:val="36"/>
+          <w:lang w:val="en-US"/>
+        </w:rPr>
+      </w:pPr>
+    </w:p>
+    <w:p>
+      <w:pPr>
+        <w:rPr>
+          <w:b/>
+          <w:bCs/>
+          <w:color w:val="FF0000"/>
+          <w:sz w:val="36"/>
+          <w:szCs w:val="36"/>
+          <w:lang w:val="en-US"/>
+        </w:rPr>
+      </w:pPr>
+    </w:p>
+    <w:p>
+      <w:pPr>
+        <w:rPr>
+          <w:b/>
+          <w:bCs/>
+          <w:color w:val="FF0000"/>
+          <w:sz w:val="36"/>
+          <w:szCs w:val="36"/>
+          <w:lang w:val="en-US"/>
+        </w:rPr>
+      </w:pPr>
+    </w:p>
+    <w:p>
+      <w:pPr>
+        <w:rPr>
+          <w:b/>
+          <w:bCs/>
+          <w:color w:val="FF0000"/>
+          <w:sz w:val="36"/>
+          <w:szCs w:val="36"/>
+          <w:lang w:val="en-US"/>
+        </w:rPr>
+      </w:pPr>
+      <w:proofErr w:type="gramStart"/>
+      <w:r>
+        <w:rPr>
+          <w:b/>
+          <w:bCs/>
+          <w:color w:val="FF0000"/>
+          <w:sz w:val="36"/>
+          <w:szCs w:val="36"/>
+          <w:lang w:val="en-US"/>
+        </w:rPr>
+        <w:lastRenderedPageBreak/>
+        <w:t>Comm:-</w:t>
+      </w:r>
+      <w:proofErr w:type="gramEnd"/>
+      <w:r>
+        <w:rPr>
+          <w:b/>
+          <w:bCs/>
+          <w:color w:val="FF0000"/>
+          <w:sz w:val="36"/>
+          <w:szCs w:val="36"/>
+          <w:lang w:val="en-US"/>
+        </w:rPr>
+        <w:t>-</w:t>
+      </w:r>
+    </w:p>
+    <w:p>
+      <w:pPr>
+        <w:rPr>
+          <w:b/>
+          <w:bCs/>
+          <w:color w:val="FF0000"/>
+          <w:sz w:val="36"/>
+          <w:szCs w:val="36"/>
+          <w:lang w:val="en-US"/>
+        </w:rPr>
+      </w:pPr>
+      <w:r>
+        <w:rPr>
+          <w:b/>
+          <w:bCs/>
+          <w:color w:val="FF0000"/>
+          <w:sz w:val="36"/>
+          <w:szCs w:val="36"/>
+          <w:lang w:val="en-US"/>
+        </w:rPr>
+        <w:drawing>
+          <wp:inline distT="0" distB="0" distL="0" distR="0" wp14:anchorId="234F3D11" wp14:editId="469B3FEA">
+            <wp:extent cx="5731510" cy="3263900"/>
+            <wp:effectExtent l="0" t="0" r="2540" b="0"/>
+            <wp:docPr id="1786478687" name="Picture 1"/>
+            <wp:cNvGraphicFramePr>
+              <a:graphicFrameLocks xmlns:a="http://schemas.openxmlformats.org/drawingml/2006/main" noChangeAspect="1"/>
+            </wp:cNvGraphicFramePr>
+            <a:graphic xmlns:a="http://schemas.openxmlformats.org/drawingml/2006/main">
+              <a:graphicData uri="http://schemas.openxmlformats.org/drawingml/2006/picture">
+                <pic:pic xmlns:pic="http://schemas.openxmlformats.org/drawingml/2006/picture">
+                  <pic:nvPicPr>
+                    <pic:cNvPr id="1786478687" name=""/>
+                    <pic:cNvPicPr/>
+                  </pic:nvPicPr>
+                  <pic:blipFill>
+                    <a:blip r:embed="rId25"/>
+                    <a:stretch>
+                      <a:fillRect/>
+                    </a:stretch>
+                  </pic:blipFill>
+                  <pic:spPr>
+                    <a:xfrm>
+                      <a:off x="0" y="0"/>
+                      <a:ext cx="5731510" cy="3263900"/>
                     </a:xfrm>
                     <a:prstGeom prst="rect">
                       <a:avLst/>

--- a/.sh script commands outputs.docx
+++ b/.sh script commands outputs.docx
@@ -1638,6 +1638,9 @@
         </w:rPr>
       </w:pPr>
       <w:r>
+        <w:rPr>
+          <w:noProof/>
+        </w:rPr>
         <w:drawing>
           <wp:anchor distT="0" distB="0" distL="114300" distR="114300" simplePos="0" relativeHeight="251658240" behindDoc="0" locked="0" layoutInCell="1" allowOverlap="1" wp14:anchorId="5D20F44F" wp14:editId="6122C05F">
             <wp:simplePos x="0" y="0"/>
@@ -4198,6 +4201,12 @@
           <w:noProof/>
         </w:rPr>
         <w:lastRenderedPageBreak/>
+        <w:t>Cat</w:t>
+      </w:r>
+      <w:r>
+        <w:rPr>
+          <w:noProof/>
+        </w:rPr>
         <w:drawing>
           <wp:inline distT="0" distB="0" distL="0" distR="0" wp14:anchorId="70F07972" wp14:editId="546FF569">
             <wp:extent cx="5677392" cy="5989839"/>
@@ -4252,7 +4261,6 @@
           <w:lang w:val="en-US"/>
         </w:rPr>
       </w:pPr>
-      <w:proofErr w:type="spellStart"/>
       <w:proofErr w:type="gramStart"/>
       <w:r>
         <w:rPr>
@@ -4263,10 +4271,48 @@
           <w:szCs w:val="36"/>
           <w:lang w:val="en-US"/>
         </w:rPr>
-        <w:t>Vimdiff</w:t>
-      </w:r>
-      <w:proofErr w:type="spellEnd"/>
-      <w:r>
+        <w:t>Vimdiff :</w:t>
+      </w:r>
+      <w:proofErr w:type="gramEnd"/>
+    </w:p>
+    <w:p>
+      <w:pPr>
+        <w:rPr>
+          <w:b/>
+          <w:bCs/>
+          <w:color w:val="4472C4" w:themeColor="accent1"/>
+          <w:sz w:val="28"/>
+          <w:szCs w:val="28"/>
+          <w:lang w:val="en-US"/>
+        </w:rPr>
+      </w:pPr>
+      <w:proofErr w:type="gramStart"/>
+      <w:r>
+        <w:rPr>
+          <w:b/>
+          <w:bCs/>
+          <w:color w:val="4472C4" w:themeColor="accent1"/>
+          <w:sz w:val="28"/>
+          <w:szCs w:val="28"/>
+          <w:lang w:val="en-US"/>
+        </w:rPr>
+        <w:t>Syntax:--</w:t>
+      </w:r>
+      <w:proofErr w:type="gramEnd"/>
+      <w:r>
+        <w:rPr>
+          <w:b/>
+          <w:bCs/>
+          <w:color w:val="4472C4" w:themeColor="accent1"/>
+          <w:sz w:val="28"/>
+          <w:szCs w:val="28"/>
+          <w:lang w:val="en-US"/>
+        </w:rPr>
+        <w:t xml:space="preserve"> vimdiff file2.sh file2.sh</w:t>
+      </w:r>
+    </w:p>
+    <w:p>
+      <w:pPr>
         <w:rPr>
           <w:b/>
           <w:bCs/>
@@ -4275,25 +4321,12 @@
           <w:szCs w:val="36"/>
           <w:lang w:val="en-US"/>
         </w:rPr>
-        <w:t xml:space="preserve"> :</w:t>
-      </w:r>
-      <w:proofErr w:type="gramEnd"/>
-    </w:p>
-    <w:p>
-      <w:pPr>
-        <w:rPr>
-          <w:b/>
-          <w:bCs/>
-          <w:color w:val="FF0000"/>
-          <w:sz w:val="36"/>
-          <w:szCs w:val="36"/>
-          <w:lang w:val="en-US"/>
-        </w:rPr>
-      </w:pPr>
-      <w:r>
-        <w:rPr>
-          <w:b/>
-          <w:bCs/>
+      </w:pPr>
+      <w:r>
+        <w:rPr>
+          <w:b/>
+          <w:bCs/>
+          <w:noProof/>
           <w:color w:val="FF0000"/>
           <w:sz w:val="36"/>
           <w:szCs w:val="36"/>
@@ -4393,7 +4426,6 @@
           <w:szCs w:val="36"/>
           <w:lang w:val="en-US"/>
         </w:rPr>
-        <w:lastRenderedPageBreak/>
         <w:t>Comm:-</w:t>
       </w:r>
       <w:proofErr w:type="gramEnd"/>
@@ -4424,6 +4456,7 @@
         <w:rPr>
           <w:b/>
           <w:bCs/>
+          <w:noProof/>
           <w:color w:val="FF0000"/>
           <w:sz w:val="36"/>
           <w:szCs w:val="36"/>
